--- a/Documentation/Project Proposal.docx
+++ b/Documentation/Project Proposal.docx
@@ -1,6 +1,6 @@
 
 <file path=word/document.xml><?xml version="1.0" encoding="utf-8"?>
-<w:document xmlns:wpc="http://schemas.microsoft.com/office/word/2010/wordprocessingCanvas" xmlns:cx="http://schemas.microsoft.com/office/drawing/2014/chartex" xmlns:cx1="http://schemas.microsoft.com/office/drawing/2015/9/8/chartex" xmlns:mc="http://schemas.openxmlformats.org/markup-compatibility/2006" xmlns:o="urn:schemas-microsoft-com:office:office" xmlns:r="http://schemas.openxmlformats.org/officeDocument/2006/relationships" xmlns:m="http://schemas.openxmlformats.org/officeDocument/2006/math" xmlns:v="urn:schemas-microsoft-com:vml" xmlns:wp14="http://schemas.microsoft.com/office/word/2010/wordprocessingDrawing" xmlns:wp="http://schemas.openxmlformats.org/drawingml/2006/wordprocessingDrawing" xmlns:w10="urn:schemas-microsoft-com:office:word" xmlns:w="http://schemas.openxmlformats.org/wordprocessingml/2006/main" xmlns:w14="http://schemas.microsoft.com/office/word/2010/wordml" xmlns:w15="http://schemas.microsoft.com/office/word/2012/wordml" xmlns:w16se="http://schemas.microsoft.com/office/word/2015/wordml/symex" xmlns:wpg="http://schemas.microsoft.com/office/word/2010/wordprocessingGroup" xmlns:wpi="http://schemas.microsoft.com/office/word/2010/wordprocessingInk" xmlns:wne="http://schemas.microsoft.com/office/word/2006/wordml" xmlns:wps="http://schemas.microsoft.com/office/word/2010/wordprocessingShape" mc:Ignorable="w14 w15 w16se wp14">
+<w:document xmlns:wpc="http://schemas.microsoft.com/office/word/2010/wordprocessingCanvas" xmlns:cx="http://schemas.microsoft.com/office/drawing/2014/chartex" xmlns:cx1="http://schemas.microsoft.com/office/drawing/2015/9/8/chartex" xmlns:cx2="http://schemas.microsoft.com/office/drawing/2015/10/21/chartex" xmlns:cx3="http://schemas.microsoft.com/office/drawing/2016/5/9/chartex" xmlns:cx4="http://schemas.microsoft.com/office/drawing/2016/5/10/chartex" xmlns:cx5="http://schemas.microsoft.com/office/drawing/2016/5/11/chartex" xmlns:cx6="http://schemas.microsoft.com/office/drawing/2016/5/12/chartex" xmlns:cx7="http://schemas.microsoft.com/office/drawing/2016/5/13/chartex" xmlns:cx8="http://schemas.microsoft.com/office/drawing/2016/5/14/chartex" xmlns:mc="http://schemas.openxmlformats.org/markup-compatibility/2006" xmlns:aink="http://schemas.microsoft.com/office/drawing/2016/ink" xmlns:am3d="http://schemas.microsoft.com/office/drawing/2017/model3d" xmlns:o="urn:schemas-microsoft-com:office:office" xmlns:oel="http://schemas.microsoft.com/office/2019/extlst" xmlns:r="http://schemas.openxmlformats.org/officeDocument/2006/relationships" xmlns:m="http://schemas.openxmlformats.org/officeDocument/2006/math" xmlns:v="urn:schemas-microsoft-com:vml" xmlns:wp14="http://schemas.microsoft.com/office/word/2010/wordprocessingDrawing" xmlns:wp="http://schemas.openxmlformats.org/drawingml/2006/wordprocessingDrawing" xmlns:w10="urn:schemas-microsoft-com:office:word" xmlns:w="http://schemas.openxmlformats.org/wordprocessingml/2006/main" xmlns:w14="http://schemas.microsoft.com/office/word/2010/wordml" xmlns:w15="http://schemas.microsoft.com/office/word/2012/wordml" xmlns:w16cex="http://schemas.microsoft.com/office/word/2018/wordml/cex" xmlns:w16cid="http://schemas.microsoft.com/office/word/2016/wordml/cid" xmlns:w16="http://schemas.microsoft.com/office/word/2018/wordml" xmlns:w16du="http://schemas.microsoft.com/office/word/2023/wordml/word16du" xmlns:w16sdtdh="http://schemas.microsoft.com/office/word/2020/wordml/sdtdatahash" xmlns:w16sdtfl="http://schemas.microsoft.com/office/word/2024/wordml/sdtformatlock" xmlns:w16se="http://schemas.microsoft.com/office/word/2015/wordml/symex" xmlns:wpg="http://schemas.microsoft.com/office/word/2010/wordprocessingGroup" xmlns:wpi="http://schemas.microsoft.com/office/word/2010/wordprocessingInk" xmlns:wne="http://schemas.microsoft.com/office/word/2006/wordml" xmlns:wps="http://schemas.microsoft.com/office/word/2010/wordprocessingShape" mc:Ignorable="w14 w15 w16se w16cid w16 w16cex w16sdtdh w16sdtfl w16du wp14">
   <w:body>
     <w:p>
       <w:pPr>
@@ -63,15 +63,46 @@
           <w:rFonts w:ascii="Calibri Light" w:hAnsi="Calibri Light" w:cs="Calibri Light"/>
           <w:lang w:val="en-US"/>
         </w:rPr>
-        <w:t xml:space="preserve">of the </w:t>
-      </w:r>
-      <w:r>
-        <w:rPr>
-          <w:rFonts w:ascii="Calibri Light" w:hAnsi="Calibri Light" w:cs="Calibri Light"/>
-          <w:lang w:val="en-US"/>
-        </w:rPr>
-        <w:t>project</w:t>
-      </w:r>
+        <w:t xml:space="preserve">of the project </w:t>
+      </w:r>
+      <w:r>
+        <w:rPr>
+          <w:rFonts w:ascii="Calibri Light" w:hAnsi="Calibri Light" w:cs="Calibri Light"/>
+          <w:lang w:val="en-US"/>
+        </w:rPr>
+        <w:t>is to design, implement and train a latent diffusion model that map</w:t>
+      </w:r>
+      <w:r>
+        <w:rPr>
+          <w:rFonts w:ascii="Calibri Light" w:hAnsi="Calibri Light" w:cs="Calibri Light"/>
+          <w:lang w:val="en-US"/>
+        </w:rPr>
+        <w:t>s a robotic hand grasp to a possible shape that that grasp is grasping. This problem can be important in an industrial setting where the robotic arms are not that complex and expensive but simple and cheap. In this setting a vision input (such as a camera) is not available or if available not accurate to many reasons (occlusion). The goal of the robotic system would be to get the idea of the object that it grasped so that is could better manipulate or move the object through the environment collision-free.</w:t>
+      </w:r>
+    </w:p>
+    <w:p>
+      <w:pPr>
+        <w:rPr>
+          <w:rFonts w:ascii="Calibri Light" w:hAnsi="Calibri Light" w:cs="Calibri Light"/>
+          <w:lang w:val="en-US"/>
+        </w:rPr>
+      </w:pPr>
+      <w:r>
+        <w:rPr>
+          <w:rFonts w:ascii="Calibri Light" w:hAnsi="Calibri Light" w:cs="Calibri Light"/>
+          <w:lang w:val="en-US"/>
+        </w:rPr>
+        <w:t xml:space="preserve">There has been not an abundant literature on this topic, probably </w:t>
+      </w:r>
+      <w:proofErr w:type="spellStart"/>
+      <w:r>
+        <w:rPr>
+          <w:rFonts w:ascii="Calibri Light" w:hAnsi="Calibri Light" w:cs="Calibri Light"/>
+          <w:lang w:val="en-US"/>
+        </w:rPr>
+        <w:t>beacause</w:t>
+      </w:r>
+      <w:proofErr w:type="spellEnd"/>
       <w:r>
         <w:rPr>
           <w:rFonts w:ascii="Calibri Light" w:hAnsi="Calibri Light" w:cs="Calibri Light"/>
@@ -84,35 +115,6 @@
           <w:rFonts w:ascii="Calibri Light" w:hAnsi="Calibri Light" w:cs="Calibri Light"/>
           <w:lang w:val="en-US"/>
         </w:rPr>
-        <w:t>is to design, implement and train a latent diffusion model that map</w:t>
-      </w:r>
-      <w:r>
-        <w:rPr>
-          <w:rFonts w:ascii="Calibri Light" w:hAnsi="Calibri Light" w:cs="Calibri Light"/>
-          <w:lang w:val="en-US"/>
-        </w:rPr>
-        <w:t>s a robotic hand grasp to a possible shape that that grasp is grasping. This problem can be important in an industrial setting where the robotic arms are not that complex and expensive but simple and cheap. In this setting a vision input (such as a camera) is not available or if available not accurate to many reasons (occlusion). The goal of the robotic system would be to get the idea of the object that it grasped so that is could better manipulate or move the object through the environment collision-free.</w:t>
-      </w:r>
-    </w:p>
-    <w:p>
-      <w:pPr>
-        <w:rPr>
-          <w:rFonts w:ascii="Calibri Light" w:hAnsi="Calibri Light" w:cs="Calibri Light"/>
-          <w:lang w:val="en-US"/>
-        </w:rPr>
-      </w:pPr>
-      <w:r>
-        <w:rPr>
-          <w:rFonts w:ascii="Calibri Light" w:hAnsi="Calibri Light" w:cs="Calibri Light"/>
-          <w:lang w:val="en-US"/>
-        </w:rPr>
-        <w:t xml:space="preserve">There has been not an abundant literature on this topic, probably beacause </w:t>
-      </w:r>
-      <w:r>
-        <w:rPr>
-          <w:rFonts w:ascii="Calibri Light" w:hAnsi="Calibri Light" w:cs="Calibri Light"/>
-          <w:lang w:val="en-US"/>
-        </w:rPr>
         <w:t>of the foc</w:t>
       </w:r>
       <w:r>
@@ -177,7 +179,23 @@
           <w:rFonts w:ascii="Calibri Light" w:hAnsi="Calibri Light" w:cs="Calibri Light"/>
           <w:lang w:val="en-US"/>
         </w:rPr>
-        <w:t xml:space="preserve">The main idea of our model is to have a pretrained variational autoncoder together with a diffusion model, where the VAE </w:t>
+        <w:t xml:space="preserve">The main idea of our model is to have a pretrained variational </w:t>
+      </w:r>
+      <w:proofErr w:type="spellStart"/>
+      <w:r>
+        <w:rPr>
+          <w:rFonts w:ascii="Calibri Light" w:hAnsi="Calibri Light" w:cs="Calibri Light"/>
+          <w:lang w:val="en-US"/>
+        </w:rPr>
+        <w:t>autoncoder</w:t>
+      </w:r>
+      <w:proofErr w:type="spellEnd"/>
+      <w:r>
+        <w:rPr>
+          <w:rFonts w:ascii="Calibri Light" w:hAnsi="Calibri Light" w:cs="Calibri Light"/>
+          <w:lang w:val="en-US"/>
+        </w:rPr>
+        <w:t xml:space="preserve"> together with a diffusion model, where the VAE </w:t>
       </w:r>
       <w:r>
         <w:rPr>
@@ -205,23 +223,30 @@
           <w:rFonts w:ascii="Calibri Light" w:hAnsi="Calibri Light" w:cs="Calibri Light"/>
           <w:lang w:val="en-US"/>
         </w:rPr>
-        <w:t>In this latent space the diffusion and d</w:t>
-      </w:r>
-      <w:bookmarkStart w:id="0" w:name="_GoBack"/>
-      <w:bookmarkEnd w:id="0"/>
-      <w:r>
-        <w:rPr>
-          <w:rFonts w:ascii="Calibri Light" w:hAnsi="Calibri Light" w:cs="Calibri Light"/>
-          <w:lang w:val="en-US"/>
-        </w:rPr>
-        <w:t>enoising process would take place. The diffusion model would</w:t>
-      </w:r>
-      <w:r>
-        <w:rPr>
-          <w:rFonts w:ascii="Calibri Light" w:hAnsi="Calibri Light" w:cs="Calibri Light"/>
-          <w:lang w:val="en-US"/>
-        </w:rPr>
-        <w:t xml:space="preserve"> trained and</w:t>
+        <w:t>In this latent space the diffusion and denoising process would take place. The diffusion model would</w:t>
+      </w:r>
+      <w:r>
+        <w:rPr>
+          <w:rFonts w:ascii="Calibri Light" w:hAnsi="Calibri Light" w:cs="Calibri Light"/>
+          <w:lang w:val="en-US"/>
+        </w:rPr>
+        <w:t xml:space="preserve"> </w:t>
+      </w:r>
+      <w:proofErr w:type="gramStart"/>
+      <w:r>
+        <w:rPr>
+          <w:rFonts w:ascii="Calibri Light" w:hAnsi="Calibri Light" w:cs="Calibri Light"/>
+          <w:lang w:val="en-US"/>
+        </w:rPr>
+        <w:t>trained</w:t>
+      </w:r>
+      <w:proofErr w:type="gramEnd"/>
+      <w:r>
+        <w:rPr>
+          <w:rFonts w:ascii="Calibri Light" w:hAnsi="Calibri Light" w:cs="Calibri Light"/>
+          <w:lang w:val="en-US"/>
+        </w:rPr>
+        <w:t xml:space="preserve"> and</w:t>
       </w:r>
       <w:r>
         <w:rPr>
@@ -263,7 +288,23 @@
           <w:rFonts w:ascii="Calibri Light" w:hAnsi="Calibri Light" w:cs="Calibri Light"/>
           <w:lang w:val="en-US"/>
         </w:rPr>
-        <w:t>Since the input data is very scarce, we could try to calculate a cloud point of our hand using the hand model and the forward kinematics. This way our network would have a better knowledge of the hand model. Basically the general idea is to already impose a structure on our network like hand connectedness, thickness, elongation of our hand. We would be using point cloud</w:t>
+        <w:t xml:space="preserve">Since the input data is very scarce, we could try to calculate a cloud point of our hand using the hand model and the forward kinematics. This way our network would have a better knowledge of the hand model. </w:t>
+      </w:r>
+      <w:proofErr w:type="gramStart"/>
+      <w:r>
+        <w:rPr>
+          <w:rFonts w:ascii="Calibri Light" w:hAnsi="Calibri Light" w:cs="Calibri Light"/>
+          <w:lang w:val="en-US"/>
+        </w:rPr>
+        <w:t>Basically</w:t>
+      </w:r>
+      <w:proofErr w:type="gramEnd"/>
+      <w:r>
+        <w:rPr>
+          <w:rFonts w:ascii="Calibri Light" w:hAnsi="Calibri Light" w:cs="Calibri Light"/>
+          <w:lang w:val="en-US"/>
+        </w:rPr>
+        <w:t xml:space="preserve"> the general idea is to already impose a structure on our network like hand connectedness, thickness, elongation of our hand. We would be using point cloud</w:t>
       </w:r>
       <w:r>
         <w:rPr>
@@ -297,7 +338,7 @@
     </w:p>
     <w:p>
       <w:pPr>
-        <w:pStyle w:val="ListParagraph"/>
+        <w:pStyle w:val="Listenabsatz"/>
         <w:numPr>
           <w:ilvl w:val="0"/>
           <w:numId w:val="1"/>
@@ -352,7 +393,7 @@
     </w:p>
     <w:p>
       <w:pPr>
-        <w:pStyle w:val="ListParagraph"/>
+        <w:pStyle w:val="Listenabsatz"/>
         <w:numPr>
           <w:ilvl w:val="0"/>
           <w:numId w:val="1"/>
@@ -386,7 +427,7 @@
     </w:p>
     <w:p>
       <w:pPr>
-        <w:pStyle w:val="ListParagraph"/>
+        <w:pStyle w:val="Listenabsatz"/>
         <w:numPr>
           <w:ilvl w:val="0"/>
           <w:numId w:val="1"/>
@@ -401,7 +442,23 @@
           <w:rFonts w:ascii="Calibri Light" w:hAnsi="Calibri Light" w:cs="Calibri Light"/>
           <w:lang w:val="en-US"/>
         </w:rPr>
-        <w:t>Train our model on a larger dataset. Benchmark our model in speed and accuracy in comparison with similar models. Measure the robusteness, try input dropout, input robustness</w:t>
+        <w:t xml:space="preserve">Train our model on a larger dataset. Benchmark our model in speed and accuracy in comparison with similar models. Measure the </w:t>
+      </w:r>
+      <w:proofErr w:type="spellStart"/>
+      <w:r>
+        <w:rPr>
+          <w:rFonts w:ascii="Calibri Light" w:hAnsi="Calibri Light" w:cs="Calibri Light"/>
+          <w:lang w:val="en-US"/>
+        </w:rPr>
+        <w:t>robusteness</w:t>
+      </w:r>
+      <w:proofErr w:type="spellEnd"/>
+      <w:r>
+        <w:rPr>
+          <w:rFonts w:ascii="Calibri Light" w:hAnsi="Calibri Light" w:cs="Calibri Light"/>
+          <w:lang w:val="en-US"/>
+        </w:rPr>
+        <w:t>, try input dropout, input robustness</w:t>
       </w:r>
       <w:r>
         <w:rPr>
@@ -442,6 +499,7 @@
           <w:lang w:val="en-US"/>
         </w:rPr>
       </w:pPr>
+      <w:proofErr w:type="gramStart"/>
       <w:r>
         <w:rPr>
           <w:rFonts w:ascii="Times New Roman" w:hAnsi="Times New Roman" w:cs="Times New Roman"/>
@@ -467,34 +525,69 @@
         </w:rPr>
         <w:t xml:space="preserve"> :</w:t>
       </w:r>
-    </w:p>
-    <w:p>
-      <w:pPr>
-        <w:rPr>
-          <w:rFonts w:ascii="Times New Roman" w:hAnsi="Times New Roman" w:cs="Times New Roman"/>
-          <w:lang w:val="en-US"/>
-        </w:rPr>
-      </w:pPr>
-      <w:r>
-        <w:rPr>
-          <w:rFonts w:ascii="Times New Roman" w:hAnsi="Times New Roman" w:cs="Times New Roman"/>
-          <w:lang w:val="en-US"/>
-        </w:rPr>
-        <w:t xml:space="preserve">[1] Jiaxin Lu, Hao Kang, Haoxiang Li, Bo Liu, Yiding Yang, Qixing Huang, Gang Hua. </w:t>
-      </w:r>
-      <w:r>
-        <w:rPr>
-          <w:rFonts w:ascii="Times New Roman" w:hAnsi="Times New Roman" w:cs="Times New Roman"/>
-          <w:lang w:val="en-US"/>
-        </w:rPr>
-        <w:t>UGG: Unified Generative Grasping.</w:t>
-      </w:r>
-      <w:r>
-        <w:rPr>
-          <w:rFonts w:ascii="Times New Roman" w:hAnsi="Times New Roman" w:cs="Times New Roman"/>
-          <w:lang w:val="en-US"/>
-        </w:rPr>
-        <w:t xml:space="preserve"> arXiv:2311.16917</w:t>
+      <w:proofErr w:type="gramEnd"/>
+    </w:p>
+    <w:p>
+      <w:pPr>
+        <w:rPr>
+          <w:rFonts w:ascii="Times New Roman" w:hAnsi="Times New Roman" w:cs="Times New Roman"/>
+          <w:lang w:val="en-US"/>
+        </w:rPr>
+      </w:pPr>
+      <w:r>
+        <w:rPr>
+          <w:rFonts w:ascii="Times New Roman" w:hAnsi="Times New Roman" w:cs="Times New Roman"/>
+          <w:lang w:val="en-US"/>
+        </w:rPr>
+        <w:t xml:space="preserve">[1] Jiaxin Lu, Hao Kang, </w:t>
+      </w:r>
+      <w:proofErr w:type="spellStart"/>
+      <w:r>
+        <w:rPr>
+          <w:rFonts w:ascii="Times New Roman" w:hAnsi="Times New Roman" w:cs="Times New Roman"/>
+          <w:lang w:val="en-US"/>
+        </w:rPr>
+        <w:t>Haoxiang</w:t>
+      </w:r>
+      <w:proofErr w:type="spellEnd"/>
+      <w:r>
+        <w:rPr>
+          <w:rFonts w:ascii="Times New Roman" w:hAnsi="Times New Roman" w:cs="Times New Roman"/>
+          <w:lang w:val="en-US"/>
+        </w:rPr>
+        <w:t xml:space="preserve"> Li, Bo Liu, </w:t>
+      </w:r>
+      <w:proofErr w:type="spellStart"/>
+      <w:r>
+        <w:rPr>
+          <w:rFonts w:ascii="Times New Roman" w:hAnsi="Times New Roman" w:cs="Times New Roman"/>
+          <w:lang w:val="en-US"/>
+        </w:rPr>
+        <w:t>Yiding</w:t>
+      </w:r>
+      <w:proofErr w:type="spellEnd"/>
+      <w:r>
+        <w:rPr>
+          <w:rFonts w:ascii="Times New Roman" w:hAnsi="Times New Roman" w:cs="Times New Roman"/>
+          <w:lang w:val="en-US"/>
+        </w:rPr>
+        <w:t xml:space="preserve"> Yang, </w:t>
+      </w:r>
+      <w:proofErr w:type="spellStart"/>
+      <w:r>
+        <w:rPr>
+          <w:rFonts w:ascii="Times New Roman" w:hAnsi="Times New Roman" w:cs="Times New Roman"/>
+          <w:lang w:val="en-US"/>
+        </w:rPr>
+        <w:t>Qixing</w:t>
+      </w:r>
+      <w:proofErr w:type="spellEnd"/>
+      <w:r>
+        <w:rPr>
+          <w:rFonts w:ascii="Times New Roman" w:hAnsi="Times New Roman" w:cs="Times New Roman"/>
+          <w:lang w:val="en-US"/>
+        </w:rPr>
+        <w:t xml:space="preserve"> Huang, Gang Hua. UGG: Unified Generative Grasping. arXiv:2311.16917</w:t>
       </w:r>
     </w:p>
     <w:p>
@@ -516,7 +609,23 @@
           <w:rFonts w:ascii="Times New Roman" w:hAnsi="Times New Roman" w:cs="Times New Roman"/>
           <w:lang w:val="en-US"/>
         </w:rPr>
-        <w:t>In Cho, Youngbeom Yoo, Subin Jeon, Seon Joo Kim</w:t>
+        <w:t xml:space="preserve">In Cho, </w:t>
+      </w:r>
+      <w:proofErr w:type="spellStart"/>
+      <w:r>
+        <w:rPr>
+          <w:rFonts w:ascii="Times New Roman" w:hAnsi="Times New Roman" w:cs="Times New Roman"/>
+          <w:lang w:val="en-US"/>
+        </w:rPr>
+        <w:t>Youngbeom</w:t>
+      </w:r>
+      <w:proofErr w:type="spellEnd"/>
+      <w:r>
+        <w:rPr>
+          <w:rFonts w:ascii="Times New Roman" w:hAnsi="Times New Roman" w:cs="Times New Roman"/>
+          <w:lang w:val="en-US"/>
+        </w:rPr>
+        <w:t xml:space="preserve"> Yoo, Subin Jeon, Seon Joo Kim</w:t>
       </w:r>
       <w:r>
         <w:rPr>
@@ -625,12 +734,21 @@
         </w:rPr>
         <w:t xml:space="preserve">. </w:t>
       </w:r>
-      <w:r>
-        <w:rPr>
-          <w:rFonts w:ascii="Times New Roman" w:hAnsi="Times New Roman" w:cs="Times New Roman"/>
-          <w:lang w:val="en-US"/>
-        </w:rPr>
-        <w:t>PointNet++ Deep Hierarchical Feature Learning on Point Sets in a Metric Space</w:t>
+      <w:proofErr w:type="spellStart"/>
+      <w:r>
+        <w:rPr>
+          <w:rFonts w:ascii="Times New Roman" w:hAnsi="Times New Roman" w:cs="Times New Roman"/>
+          <w:lang w:val="en-US"/>
+        </w:rPr>
+        <w:t>PointNet</w:t>
+      </w:r>
+      <w:proofErr w:type="spellEnd"/>
+      <w:r>
+        <w:rPr>
+          <w:rFonts w:ascii="Times New Roman" w:hAnsi="Times New Roman" w:cs="Times New Roman"/>
+          <w:lang w:val="en-US"/>
+        </w:rPr>
+        <w:t>++ Deep Hierarchical Feature Learning on Point Sets in a Metric Space</w:t>
       </w:r>
       <w:r>
         <w:rPr>
@@ -666,7 +784,23 @@
           <w:rFonts w:ascii="Times New Roman" w:hAnsi="Times New Roman" w:cs="Times New Roman"/>
           <w:lang w:val="en-US"/>
         </w:rPr>
-        <w:t>Junyu Chen, Han Cai, Junsong Chen, Enze Xie, Shang Yang, Haotian Tang, Muyang Li, Yao Lu, Song Han</w:t>
+        <w:t xml:space="preserve">Junyu Chen, Han Cai, </w:t>
+      </w:r>
+      <w:proofErr w:type="spellStart"/>
+      <w:r>
+        <w:rPr>
+          <w:rFonts w:ascii="Times New Roman" w:hAnsi="Times New Roman" w:cs="Times New Roman"/>
+          <w:lang w:val="en-US"/>
+        </w:rPr>
+        <w:t>Junsong</w:t>
+      </w:r>
+      <w:proofErr w:type="spellEnd"/>
+      <w:r>
+        <w:rPr>
+          <w:rFonts w:ascii="Times New Roman" w:hAnsi="Times New Roman" w:cs="Times New Roman"/>
+          <w:lang w:val="en-US"/>
+        </w:rPr>
+        <w:t xml:space="preserve"> Chen, Enze Xie, Shang Yang, Haotian Tang, Muyang Li, Yao Lu, Song Han</w:t>
       </w:r>
       <w:r>
         <w:rPr>
@@ -712,9 +846,46 @@
         <w:t>[6]</w:t>
       </w:r>
       <w:r>
-        <w:t xml:space="preserve"> Yaoqing Yang, Chen Feng, Yiru Shen, Dong Tian</w:t>
-      </w:r>
-      <w:r>
+        <w:rPr>
+          <w:lang w:val="en-US"/>
+        </w:rPr>
+        <w:t xml:space="preserve"> </w:t>
+      </w:r>
+      <w:proofErr w:type="spellStart"/>
+      <w:r>
+        <w:rPr>
+          <w:lang w:val="en-US"/>
+        </w:rPr>
+        <w:t>Yaoqing</w:t>
+      </w:r>
+      <w:proofErr w:type="spellEnd"/>
+      <w:r>
+        <w:rPr>
+          <w:lang w:val="en-US"/>
+        </w:rPr>
+        <w:t xml:space="preserve"> Yang, Chen Feng, Yiru Shen, Dong Tian. </w:t>
+      </w:r>
+      <w:proofErr w:type="spellStart"/>
+      <w:r>
+        <w:rPr>
+          <w:rFonts w:ascii="Times New Roman" w:hAnsi="Times New Roman" w:cs="Times New Roman"/>
+          <w:lang w:val="en-US"/>
+        </w:rPr>
+        <w:t>FoldingNet</w:t>
+      </w:r>
+      <w:proofErr w:type="spellEnd"/>
+      <w:r>
+        <w:rPr>
+          <w:rFonts w:ascii="Times New Roman" w:hAnsi="Times New Roman" w:cs="Times New Roman"/>
+          <w:lang w:val="en-US"/>
+        </w:rPr>
+        <w:t xml:space="preserve"> Point Cloud Auto-encoder via Deep Grid Deformation</w:t>
+      </w:r>
+      <w:r>
+        <w:rPr>
+          <w:rFonts w:ascii="Times New Roman" w:hAnsi="Times New Roman" w:cs="Times New Roman"/>
+          <w:lang w:val="en-US"/>
+        </w:rPr>
         <w:t xml:space="preserve">. </w:t>
       </w:r>
       <w:r>
@@ -722,7 +893,45 @@
           <w:rFonts w:ascii="Times New Roman" w:hAnsi="Times New Roman" w:cs="Times New Roman"/>
           <w:lang w:val="en-US"/>
         </w:rPr>
-        <w:t>FoldingNet Point Cloud Auto-encoder via Deep Grid Deformation</w:t>
+        <w:t>arXiv:1712.07262</w:t>
+      </w:r>
+    </w:p>
+    <w:p>
+      <w:pPr>
+        <w:rPr>
+          <w:rFonts w:ascii="Times New Roman" w:hAnsi="Times New Roman" w:cs="Times New Roman"/>
+          <w:lang w:val="en-US"/>
+        </w:rPr>
+      </w:pPr>
+      <w:r>
+        <w:rPr>
+          <w:rFonts w:ascii="Times New Roman" w:hAnsi="Times New Roman" w:cs="Times New Roman"/>
+          <w:lang w:val="en-US"/>
+        </w:rPr>
+        <w:t xml:space="preserve">[7] </w:t>
+      </w:r>
+      <w:r>
+        <w:rPr>
+          <w:rFonts w:ascii="Times New Roman" w:hAnsi="Times New Roman" w:cs="Times New Roman"/>
+          <w:lang w:val="en-US"/>
+        </w:rPr>
+        <w:t xml:space="preserve">Gabriele Mario </w:t>
+      </w:r>
+      <w:proofErr w:type="spellStart"/>
+      <w:r>
+        <w:rPr>
+          <w:rFonts w:ascii="Times New Roman" w:hAnsi="Times New Roman" w:cs="Times New Roman"/>
+          <w:lang w:val="en-US"/>
+        </w:rPr>
+        <w:t>Caddeo</w:t>
+      </w:r>
+      <w:proofErr w:type="spellEnd"/>
+      <w:r>
+        <w:rPr>
+          <w:rFonts w:ascii="Times New Roman" w:hAnsi="Times New Roman" w:cs="Times New Roman"/>
+          <w:lang w:val="en-US"/>
+        </w:rPr>
+        <w:t>, Pasquale Marra, Lorenzo Natale</w:t>
       </w:r>
       <w:r>
         <w:rPr>
@@ -736,29 +945,7 @@
           <w:rFonts w:ascii="Times New Roman" w:hAnsi="Times New Roman" w:cs="Times New Roman"/>
           <w:lang w:val="en-US"/>
         </w:rPr>
-        <w:t>arXiv:1712.07262</w:t>
-      </w:r>
-    </w:p>
-    <w:p>
-      <w:pPr>
-        <w:rPr>
-          <w:rFonts w:ascii="Times New Roman" w:hAnsi="Times New Roman" w:cs="Times New Roman"/>
-          <w:lang w:val="en-US"/>
-        </w:rPr>
-      </w:pPr>
-      <w:r>
-        <w:rPr>
-          <w:rFonts w:ascii="Times New Roman" w:hAnsi="Times New Roman" w:cs="Times New Roman"/>
-          <w:lang w:val="en-US"/>
-        </w:rPr>
-        <w:t xml:space="preserve">[7] </w:t>
-      </w:r>
-      <w:r>
-        <w:rPr>
-          <w:rFonts w:ascii="Times New Roman" w:hAnsi="Times New Roman" w:cs="Times New Roman"/>
-          <w:lang w:val="en-US"/>
-        </w:rPr>
-        <w:t>Gabriele Mario Caddeo, Pasquale Marra, Lorenzo Natale</w:t>
+        <w:t>Physically Grounded 3D Generative Reconstruction under Hand Occlusion using Proprioception and Multi-Contact Touch</w:t>
       </w:r>
       <w:r>
         <w:rPr>
@@ -772,7 +959,86 @@
           <w:rFonts w:ascii="Times New Roman" w:hAnsi="Times New Roman" w:cs="Times New Roman"/>
           <w:lang w:val="en-US"/>
         </w:rPr>
-        <w:t>Physically Grounded 3D Generative Reconstruction under Hand Occlusion using Proprioception and Multi-Contact Touch</w:t>
+        <w:t>arXiv:2604.09100</w:t>
+      </w:r>
+    </w:p>
+    <w:p>
+      <w:pPr>
+        <w:rPr>
+          <w:rFonts w:ascii="Times New Roman" w:hAnsi="Times New Roman" w:cs="Times New Roman"/>
+          <w:lang w:val="en-US"/>
+        </w:rPr>
+      </w:pPr>
+      <w:r>
+        <w:rPr>
+          <w:rFonts w:ascii="Times New Roman" w:hAnsi="Times New Roman" w:cs="Times New Roman"/>
+          <w:lang w:val="en-US"/>
+        </w:rPr>
+        <w:t xml:space="preserve">[8] </w:t>
+      </w:r>
+      <w:proofErr w:type="spellStart"/>
+      <w:r>
+        <w:rPr>
+          <w:rFonts w:ascii="Times New Roman" w:hAnsi="Times New Roman" w:cs="Times New Roman"/>
+          <w:lang w:val="en-US"/>
+        </w:rPr>
+        <w:t>Yuanbo</w:t>
+      </w:r>
+      <w:proofErr w:type="spellEnd"/>
+      <w:r>
+        <w:rPr>
+          <w:rFonts w:ascii="Times New Roman" w:hAnsi="Times New Roman" w:cs="Times New Roman"/>
+          <w:lang w:val="en-US"/>
+        </w:rPr>
+        <w:t xml:space="preserve"> Wang, Zhaoxuan Zhang, </w:t>
+      </w:r>
+      <w:proofErr w:type="spellStart"/>
+      <w:r>
+        <w:rPr>
+          <w:rFonts w:ascii="Times New Roman" w:hAnsi="Times New Roman" w:cs="Times New Roman"/>
+          <w:lang w:val="en-US"/>
+        </w:rPr>
+        <w:t>Jiajin</w:t>
+      </w:r>
+      <w:proofErr w:type="spellEnd"/>
+      <w:r>
+        <w:rPr>
+          <w:rFonts w:ascii="Times New Roman" w:hAnsi="Times New Roman" w:cs="Times New Roman"/>
+          <w:lang w:val="en-US"/>
+        </w:rPr>
+        <w:t xml:space="preserve"> Qiu, </w:t>
+      </w:r>
+      <w:proofErr w:type="spellStart"/>
+      <w:r>
+        <w:rPr>
+          <w:rFonts w:ascii="Times New Roman" w:hAnsi="Times New Roman" w:cs="Times New Roman"/>
+          <w:lang w:val="en-US"/>
+        </w:rPr>
+        <w:t>Dilong</w:t>
+      </w:r>
+      <w:proofErr w:type="spellEnd"/>
+      <w:r>
+        <w:rPr>
+          <w:rFonts w:ascii="Times New Roman" w:hAnsi="Times New Roman" w:cs="Times New Roman"/>
+          <w:lang w:val="en-US"/>
+        </w:rPr>
+        <w:t xml:space="preserve"> Sun, </w:t>
+      </w:r>
+      <w:proofErr w:type="spellStart"/>
+      <w:r>
+        <w:rPr>
+          <w:rFonts w:ascii="Times New Roman" w:hAnsi="Times New Roman" w:cs="Times New Roman"/>
+          <w:lang w:val="en-US"/>
+        </w:rPr>
+        <w:t>Zhengyu</w:t>
+      </w:r>
+      <w:proofErr w:type="spellEnd"/>
+      <w:r>
+        <w:rPr>
+          <w:rFonts w:ascii="Times New Roman" w:hAnsi="Times New Roman" w:cs="Times New Roman"/>
+          <w:lang w:val="en-US"/>
+        </w:rPr>
+        <w:t xml:space="preserve"> Meng, Xiaopeng Wei, Xin Yang</w:t>
       </w:r>
       <w:r>
         <w:rPr>
@@ -786,29 +1052,7 @@
           <w:rFonts w:ascii="Times New Roman" w:hAnsi="Times New Roman" w:cs="Times New Roman"/>
           <w:lang w:val="en-US"/>
         </w:rPr>
-        <w:t>arXiv:2604.09100</w:t>
-      </w:r>
-    </w:p>
-    <w:p>
-      <w:pPr>
-        <w:rPr>
-          <w:rFonts w:ascii="Times New Roman" w:hAnsi="Times New Roman" w:cs="Times New Roman"/>
-          <w:lang w:val="en-US"/>
-        </w:rPr>
-      </w:pPr>
-      <w:r>
-        <w:rPr>
-          <w:rFonts w:ascii="Times New Roman" w:hAnsi="Times New Roman" w:cs="Times New Roman"/>
-          <w:lang w:val="en-US"/>
-        </w:rPr>
-        <w:t xml:space="preserve">[8] </w:t>
-      </w:r>
-      <w:r>
-        <w:rPr>
-          <w:rFonts w:ascii="Times New Roman" w:hAnsi="Times New Roman" w:cs="Times New Roman"/>
-          <w:lang w:val="en-US"/>
-        </w:rPr>
-        <w:t>Yuanbo Wang, Zhaoxuan Zhang, Jiajin Qiu, Dilong Sun, Zhengyu Meng, Xiaopeng Wei, Xin Yang</w:t>
+        <w:t>Touch2Shape: Touch-Conditioned 3D Diffusion for Shape Exploration and Reconstruction</w:t>
       </w:r>
       <w:r>
         <w:rPr>
@@ -822,7 +1066,63 @@
           <w:rFonts w:ascii="Times New Roman" w:hAnsi="Times New Roman" w:cs="Times New Roman"/>
           <w:lang w:val="en-US"/>
         </w:rPr>
-        <w:t>Touch2Shape: Touch-Conditioned 3D Diffusion for Shape Exploration and Reconstruction</w:t>
+        <w:t>arXiv:2505.13091</w:t>
+      </w:r>
+    </w:p>
+    <w:p>
+      <w:pPr>
+        <w:rPr>
+          <w:rFonts w:ascii="Times New Roman" w:hAnsi="Times New Roman" w:cs="Times New Roman"/>
+          <w:lang w:val="en-US"/>
+        </w:rPr>
+      </w:pPr>
+      <w:r>
+        <w:rPr>
+          <w:rFonts w:ascii="Times New Roman" w:hAnsi="Times New Roman" w:cs="Times New Roman"/>
+          <w:lang w:val="en-US"/>
+        </w:rPr>
+        <w:t>[</w:t>
+      </w:r>
+      <w:proofErr w:type="gramStart"/>
+      <w:r>
+        <w:rPr>
+          <w:rFonts w:ascii="Times New Roman" w:hAnsi="Times New Roman" w:cs="Times New Roman"/>
+          <w:lang w:val="en-US"/>
+        </w:rPr>
+        <w:t>9]</w:t>
+      </w:r>
+      <w:proofErr w:type="spellStart"/>
+      <w:r>
+        <w:rPr>
+          <w:rFonts w:ascii="Times New Roman" w:hAnsi="Times New Roman" w:cs="Times New Roman"/>
+          <w:lang w:val="en-US"/>
+        </w:rPr>
+        <w:t>Langzhe</w:t>
+      </w:r>
+      <w:proofErr w:type="spellEnd"/>
+      <w:proofErr w:type="gramEnd"/>
+      <w:r>
+        <w:rPr>
+          <w:rFonts w:ascii="Times New Roman" w:hAnsi="Times New Roman" w:cs="Times New Roman"/>
+          <w:lang w:val="en-US"/>
+        </w:rPr>
+        <w:t xml:space="preserve"> Gu, Hung-Jui Huang, Mohamad Qadri, Michael Kaess, </w:t>
+      </w:r>
+      <w:proofErr w:type="spellStart"/>
+      <w:r>
+        <w:rPr>
+          <w:rFonts w:ascii="Times New Roman" w:hAnsi="Times New Roman" w:cs="Times New Roman"/>
+          <w:lang w:val="en-US"/>
+        </w:rPr>
+        <w:t>Wenzhen</w:t>
+      </w:r>
+      <w:proofErr w:type="spellEnd"/>
+      <w:r>
+        <w:rPr>
+          <w:rFonts w:ascii="Times New Roman" w:hAnsi="Times New Roman" w:cs="Times New Roman"/>
+          <w:lang w:val="en-US"/>
+        </w:rPr>
+        <w:t xml:space="preserve"> Yuan</w:t>
       </w:r>
       <w:r>
         <w:rPr>
@@ -831,48 +1131,21 @@
         </w:rPr>
         <w:t xml:space="preserve">. </w:t>
       </w:r>
-      <w:r>
-        <w:rPr>
-          <w:rFonts w:ascii="Times New Roman" w:hAnsi="Times New Roman" w:cs="Times New Roman"/>
-          <w:lang w:val="en-US"/>
-        </w:rPr>
-        <w:t>arXiv:2505.13091</w:t>
-      </w:r>
-    </w:p>
-    <w:p>
-      <w:pPr>
-        <w:rPr>
-          <w:rFonts w:ascii="Times New Roman" w:hAnsi="Times New Roman" w:cs="Times New Roman"/>
-          <w:lang w:val="en-US"/>
-        </w:rPr>
-      </w:pPr>
-      <w:r>
-        <w:rPr>
-          <w:rFonts w:ascii="Times New Roman" w:hAnsi="Times New Roman" w:cs="Times New Roman"/>
-          <w:lang w:val="en-US"/>
-        </w:rPr>
-        <w:t>[9]</w:t>
-      </w:r>
-      <w:r>
-        <w:rPr>
-          <w:rFonts w:ascii="Times New Roman" w:hAnsi="Times New Roman" w:cs="Times New Roman"/>
-          <w:lang w:val="en-US"/>
-        </w:rPr>
-        <w:t>Langzhe Gu, Hung-Jui Huang, Mohamad Qadri, Michael Kaess, Wenzhen Yuan</w:t>
-      </w:r>
-      <w:r>
-        <w:rPr>
-          <w:rFonts w:ascii="Times New Roman" w:hAnsi="Times New Roman" w:cs="Times New Roman"/>
-          <w:lang w:val="en-US"/>
-        </w:rPr>
-        <w:t xml:space="preserve">. </w:t>
-      </w:r>
-      <w:r>
-        <w:rPr>
-          <w:rFonts w:ascii="Times New Roman" w:hAnsi="Times New Roman" w:cs="Times New Roman"/>
-          <w:lang w:val="en-US"/>
-        </w:rPr>
-        <w:t>TouchAnything: Diffusion-Guided 3D Reconstruction from Sparse Robot Touches</w:t>
+      <w:proofErr w:type="spellStart"/>
+      <w:r>
+        <w:rPr>
+          <w:rFonts w:ascii="Times New Roman" w:hAnsi="Times New Roman" w:cs="Times New Roman"/>
+          <w:lang w:val="en-US"/>
+        </w:rPr>
+        <w:t>TouchAnything</w:t>
+      </w:r>
+      <w:proofErr w:type="spellEnd"/>
+      <w:r>
+        <w:rPr>
+          <w:rFonts w:ascii="Times New Roman" w:hAnsi="Times New Roman" w:cs="Times New Roman"/>
+          <w:lang w:val="en-US"/>
+        </w:rPr>
+        <w:t>: Diffusion-Guided 3D Reconstruction from Sparse Robot Touches</w:t>
       </w:r>
       <w:r>
         <w:rPr>
@@ -900,7 +1173,7 @@
 </file>
 
 <file path=word/numbering.xml><?xml version="1.0" encoding="utf-8"?>
-<w:numbering xmlns:wpc="http://schemas.microsoft.com/office/word/2010/wordprocessingCanvas" xmlns:cx="http://schemas.microsoft.com/office/drawing/2014/chartex" xmlns:cx1="http://schemas.microsoft.com/office/drawing/2015/9/8/chartex" xmlns:mc="http://schemas.openxmlformats.org/markup-compatibility/2006" xmlns:o="urn:schemas-microsoft-com:office:office" xmlns:r="http://schemas.openxmlformats.org/officeDocument/2006/relationships" xmlns:m="http://schemas.openxmlformats.org/officeDocument/2006/math" xmlns:v="urn:schemas-microsoft-com:vml" xmlns:wp14="http://schemas.microsoft.com/office/word/2010/wordprocessingDrawing" xmlns:wp="http://schemas.openxmlformats.org/drawingml/2006/wordprocessingDrawing" xmlns:w10="urn:schemas-microsoft-com:office:word" xmlns:w="http://schemas.openxmlformats.org/wordprocessingml/2006/main" xmlns:w14="http://schemas.microsoft.com/office/word/2010/wordml" xmlns:w15="http://schemas.microsoft.com/office/word/2012/wordml" xmlns:w16se="http://schemas.microsoft.com/office/word/2015/wordml/symex" xmlns:wpg="http://schemas.microsoft.com/office/word/2010/wordprocessingGroup" xmlns:wpi="http://schemas.microsoft.com/office/word/2010/wordprocessingInk" xmlns:wne="http://schemas.microsoft.com/office/word/2006/wordml" xmlns:wps="http://schemas.microsoft.com/office/word/2010/wordprocessingShape" mc:Ignorable="w14 w15 w16se wp14">
+<w:numbering xmlns:wpc="http://schemas.microsoft.com/office/word/2010/wordprocessingCanvas" xmlns:cx="http://schemas.microsoft.com/office/drawing/2014/chartex" xmlns:cx1="http://schemas.microsoft.com/office/drawing/2015/9/8/chartex" xmlns:cx2="http://schemas.microsoft.com/office/drawing/2015/10/21/chartex" xmlns:cx3="http://schemas.microsoft.com/office/drawing/2016/5/9/chartex" xmlns:cx4="http://schemas.microsoft.com/office/drawing/2016/5/10/chartex" xmlns:cx5="http://schemas.microsoft.com/office/drawing/2016/5/11/chartex" xmlns:cx6="http://schemas.microsoft.com/office/drawing/2016/5/12/chartex" xmlns:cx7="http://schemas.microsoft.com/office/drawing/2016/5/13/chartex" xmlns:cx8="http://schemas.microsoft.com/office/drawing/2016/5/14/chartex" xmlns:mc="http://schemas.openxmlformats.org/markup-compatibility/2006" xmlns:aink="http://schemas.microsoft.com/office/drawing/2016/ink" xmlns:am3d="http://schemas.microsoft.com/office/drawing/2017/model3d" xmlns:o="urn:schemas-microsoft-com:office:office" xmlns:oel="http://schemas.microsoft.com/office/2019/extlst" xmlns:r="http://schemas.openxmlformats.org/officeDocument/2006/relationships" xmlns:m="http://schemas.openxmlformats.org/officeDocument/2006/math" xmlns:v="urn:schemas-microsoft-com:vml" xmlns:wp14="http://schemas.microsoft.com/office/word/2010/wordprocessingDrawing" xmlns:wp="http://schemas.openxmlformats.org/drawingml/2006/wordprocessingDrawing" xmlns:w10="urn:schemas-microsoft-com:office:word" xmlns:w="http://schemas.openxmlformats.org/wordprocessingml/2006/main" xmlns:w14="http://schemas.microsoft.com/office/word/2010/wordml" xmlns:w15="http://schemas.microsoft.com/office/word/2012/wordml" xmlns:w16cex="http://schemas.microsoft.com/office/word/2018/wordml/cex" xmlns:w16cid="http://schemas.microsoft.com/office/word/2016/wordml/cid" xmlns:w16="http://schemas.microsoft.com/office/word/2018/wordml" xmlns:w16du="http://schemas.microsoft.com/office/word/2023/wordml/word16du" xmlns:w16sdtdh="http://schemas.microsoft.com/office/word/2020/wordml/sdtdatahash" xmlns:w16sdtfl="http://schemas.microsoft.com/office/word/2024/wordml/sdtformatlock" xmlns:w16se="http://schemas.microsoft.com/office/word/2015/wordml/symex" xmlns:wpg="http://schemas.microsoft.com/office/word/2010/wordprocessingGroup" xmlns:wpi="http://schemas.microsoft.com/office/word/2010/wordprocessingInk" xmlns:wne="http://schemas.microsoft.com/office/word/2006/wordml" xmlns:wps="http://schemas.microsoft.com/office/word/2010/wordprocessingShape" mc:Ignorable="w14 w15 w16se w16cid w16 w16cex w16sdtdh w16sdtfl w16du wp14">
   <w:abstractNum w:abstractNumId="0" w15:restartNumberingAfterBreak="0">
     <w:nsid w:val="0BB66ED1"/>
     <w:multiLevelType w:val="hybridMultilevel"/>
@@ -1014,14 +1287,14 @@
       </w:rPr>
     </w:lvl>
   </w:abstractNum>
-  <w:num w:numId="1">
+  <w:num w:numId="1" w16cid:durableId="2100901222">
     <w:abstractNumId w:val="0"/>
   </w:num>
 </w:numbering>
 </file>
 
 <file path=word/styles.xml><?xml version="1.0" encoding="utf-8"?>
-<w:styles xmlns:mc="http://schemas.openxmlformats.org/markup-compatibility/2006" xmlns:r="http://schemas.openxmlformats.org/officeDocument/2006/relationships" xmlns:w="http://schemas.openxmlformats.org/wordprocessingml/2006/main" xmlns:w14="http://schemas.microsoft.com/office/word/2010/wordml" xmlns:w15="http://schemas.microsoft.com/office/word/2012/wordml" xmlns:w16se="http://schemas.microsoft.com/office/word/2015/wordml/symex" mc:Ignorable="w14 w15 w16se">
+<w:styles xmlns:mc="http://schemas.openxmlformats.org/markup-compatibility/2006" xmlns:r="http://schemas.openxmlformats.org/officeDocument/2006/relationships" xmlns:w="http://schemas.openxmlformats.org/wordprocessingml/2006/main" xmlns:w14="http://schemas.microsoft.com/office/word/2010/wordml" xmlns:w15="http://schemas.microsoft.com/office/word/2012/wordml" xmlns:w16cex="http://schemas.microsoft.com/office/word/2018/wordml/cex" xmlns:w16cid="http://schemas.microsoft.com/office/word/2016/wordml/cid" xmlns:w16="http://schemas.microsoft.com/office/word/2018/wordml" xmlns:w16du="http://schemas.microsoft.com/office/word/2023/wordml/word16du" xmlns:w16sdtdh="http://schemas.microsoft.com/office/word/2020/wordml/sdtdatahash" xmlns:w16sdtfl="http://schemas.microsoft.com/office/word/2024/wordml/sdtformatlock" xmlns:w16se="http://schemas.microsoft.com/office/word/2015/wordml/symex" mc:Ignorable="w14 w15 w16se w16cid w16 w16cex w16sdtdh w16sdtfl w16du">
   <w:docDefaults>
     <w:rPrDefault>
       <w:rPr>
@@ -1037,7 +1310,7 @@
       </w:pPr>
     </w:pPrDefault>
   </w:docDefaults>
-  <w:latentStyles w:defLockedState="0" w:defUIPriority="99" w:defSemiHidden="0" w:defUnhideWhenUsed="0" w:defQFormat="0" w:count="371">
+  <w:latentStyles w:defLockedState="0" w:defUIPriority="99" w:defSemiHidden="0" w:defUnhideWhenUsed="0" w:defQFormat="0" w:count="376">
     <w:lsdException w:name="Normal" w:uiPriority="0" w:qFormat="1"/>
     <w:lsdException w:name="heading 1" w:uiPriority="9" w:qFormat="1"/>
     <w:lsdException w:name="heading 2" w:semiHidden="1" w:uiPriority="9" w:unhideWhenUsed="1" w:qFormat="1"/>
@@ -1409,21 +1682,26 @@
     <w:lsdException w:name="List Table 5 Dark Accent 6" w:uiPriority="50"/>
     <w:lsdException w:name="List Table 6 Colorful Accent 6" w:uiPriority="51"/>
     <w:lsdException w:name="List Table 7 Colorful Accent 6" w:uiPriority="52"/>
+    <w:lsdException w:name="Mention" w:semiHidden="1" w:unhideWhenUsed="1"/>
+    <w:lsdException w:name="Smart Hyperlink" w:semiHidden="1" w:unhideWhenUsed="1"/>
+    <w:lsdException w:name="Hashtag" w:semiHidden="1" w:unhideWhenUsed="1"/>
+    <w:lsdException w:name="Unresolved Mention" w:semiHidden="1" w:unhideWhenUsed="1"/>
+    <w:lsdException w:name="Smart Link" w:semiHidden="1" w:unhideWhenUsed="1"/>
   </w:latentStyles>
-  <w:style w:type="paragraph" w:default="1" w:styleId="Normal">
+  <w:style w:type="paragraph" w:default="1" w:styleId="Standard">
     <w:name w:val="Normal"/>
     <w:qFormat/>
     <w:rPr>
       <w:lang w:val="de-DE"/>
     </w:rPr>
   </w:style>
-  <w:style w:type="character" w:default="1" w:styleId="DefaultParagraphFont">
+  <w:style w:type="character" w:default="1" w:styleId="Absatz-Standardschriftart">
     <w:name w:val="Default Paragraph Font"/>
     <w:uiPriority w:val="1"/>
     <w:semiHidden/>
     <w:unhideWhenUsed/>
   </w:style>
-  <w:style w:type="table" w:default="1" w:styleId="TableNormal">
+  <w:style w:type="table" w:default="1" w:styleId="NormaleTabelle">
     <w:name w:val="Normal Table"/>
     <w:uiPriority w:val="99"/>
     <w:semiHidden/>
@@ -1438,15 +1716,15 @@
       </w:tblCellMar>
     </w:tblPr>
   </w:style>
-  <w:style w:type="numbering" w:default="1" w:styleId="NoList">
+  <w:style w:type="numbering" w:default="1" w:styleId="KeineListe">
     <w:name w:val="No List"/>
     <w:uiPriority w:val="99"/>
     <w:semiHidden/>
     <w:unhideWhenUsed/>
   </w:style>
-  <w:style w:type="paragraph" w:styleId="ListParagraph">
+  <w:style w:type="paragraph" w:styleId="Listenabsatz">
     <w:name w:val="List Paragraph"/>
-    <w:basedOn w:val="Normal"/>
+    <w:basedOn w:val="Standard"/>
     <w:uiPriority w:val="34"/>
     <w:qFormat/>
     <w:rsid w:val="00920796"/>
